--- a/毕业所需文件/3 毕业设计开题报告.docx
+++ b/毕业所需文件/3 毕业设计开题报告.docx
@@ -886,128 +886,8 @@
               </w:rPr>
               <w:t>郭梅</w:t>
             </w:r>
-          </w:p>
-        </w:tc>
-      </w:tr>
-      <w:tr>
-        <w:tblPrEx>
-          <w:tblBorders>
-            <w:top w:val="single" w:color="auto" w:sz="4" w:space="0"/>
-            <w:left w:val="single" w:color="auto" w:sz="4" w:space="0"/>
-            <w:bottom w:val="single" w:color="auto" w:sz="4" w:space="0"/>
-            <w:right w:val="single" w:color="auto" w:sz="4" w:space="0"/>
-            <w:insideH w:val="single" w:color="auto" w:sz="4" w:space="0"/>
-            <w:insideV w:val="single" w:color="auto" w:sz="4" w:space="0"/>
-          </w:tblBorders>
-          <w:tblCellMar>
-            <w:top w:w="0" w:type="dxa"/>
-            <w:left w:w="108" w:type="dxa"/>
-            <w:bottom w:w="0" w:type="dxa"/>
-            <w:right w:w="108" w:type="dxa"/>
-          </w:tblCellMar>
-        </w:tblPrEx>
-        <w:trPr>
-          <w:trHeight w:val="283" w:hRule="atLeast"/>
-          <w:jc w:val="center"/>
-        </w:trPr>
-        <w:tc>
-          <w:tcPr>
-            <w:tcW w:w="1531" w:type="dxa"/>
-            <w:tcBorders>
-              <w:top w:val="nil"/>
-              <w:left w:val="nil"/>
-              <w:bottom w:val="nil"/>
-              <w:right w:val="nil"/>
-            </w:tcBorders>
-            <w:vAlign w:val="bottom"/>
-          </w:tcPr>
-          <w:p>
-            <w:pPr>
-              <w:keepNext w:val="0"/>
-              <w:keepLines w:val="0"/>
-              <w:pageBreakBefore w:val="0"/>
-              <w:widowControl w:val="0"/>
-              <w:kinsoku/>
-              <w:wordWrap/>
-              <w:overflowPunct/>
-              <w:topLinePunct w:val="0"/>
-              <w:autoSpaceDE/>
-              <w:autoSpaceDN/>
-              <w:bidi w:val="0"/>
-              <w:adjustRightInd w:val="0"/>
-              <w:snapToGrid/>
-              <w:spacing w:before="301" w:beforeLines="70"/>
-              <w:ind w:firstLine="0" w:firstLineChars="0"/>
-              <w:jc w:val="distribute"/>
-              <w:textAlignment w:val="auto"/>
-              <w:rPr>
-                <w:rFonts w:hint="eastAsia" w:ascii="黑体" w:hAnsi="黑体" w:eastAsia="黑体" w:cs="黑体"/>
-                <w:sz w:val="28"/>
-                <w:szCs w:val="28"/>
-                <w:vertAlign w:val="baseline"/>
-                <w:lang w:val="en-US" w:eastAsia="zh-CN"/>
-              </w:rPr>
-            </w:pPr>
-            <w:r>
-              <w:rPr>
-                <w:rFonts w:hint="eastAsia" w:ascii="黑体" w:hAnsi="黑体" w:eastAsia="黑体" w:cs="黑体"/>
-                <w:sz w:val="28"/>
-                <w:szCs w:val="28"/>
-                <w:vertAlign w:val="baseline"/>
-                <w:lang w:val="en-US" w:eastAsia="zh-CN"/>
-              </w:rPr>
-              <w:t>校外导师</w:t>
-            </w:r>
-          </w:p>
-        </w:tc>
-        <w:tc>
-          <w:tcPr>
-            <w:tcW w:w="4535" w:type="dxa"/>
-            <w:tcBorders>
-              <w:top w:val="single" w:color="auto" w:sz="4" w:space="0"/>
-              <w:left w:val="nil"/>
-              <w:bottom w:val="single" w:color="auto" w:sz="4" w:space="0"/>
-              <w:right w:val="nil"/>
-            </w:tcBorders>
-            <w:vAlign w:val="bottom"/>
-          </w:tcPr>
-          <w:p>
-            <w:pPr>
-              <w:keepNext w:val="0"/>
-              <w:keepLines w:val="0"/>
-              <w:pageBreakBefore w:val="0"/>
-              <w:widowControl w:val="0"/>
-              <w:kinsoku/>
-              <w:wordWrap/>
-              <w:overflowPunct/>
-              <w:topLinePunct w:val="0"/>
-              <w:autoSpaceDE/>
-              <w:autoSpaceDN/>
-              <w:bidi w:val="0"/>
-              <w:adjustRightInd w:val="0"/>
-              <w:snapToGrid/>
-              <w:spacing w:before="301" w:beforeLines="70"/>
-              <w:ind w:firstLine="0" w:firstLineChars="0"/>
-              <w:jc w:val="both"/>
-              <w:textAlignment w:val="auto"/>
-              <w:rPr>
-                <w:rFonts w:hint="eastAsia" w:ascii="Times New Roman" w:hAnsi="Times New Roman" w:eastAsia="宋体" w:cs="宋体"/>
-                <w:sz w:val="28"/>
-                <w:szCs w:val="28"/>
-                <w:vertAlign w:val="baseline"/>
-                <w:lang w:val="en-US" w:eastAsia="zh-CN"/>
-              </w:rPr>
-            </w:pPr>
-            <w:r>
-              <w:rPr>
-                <w:rFonts w:hint="eastAsia" w:cs="宋体"/>
-                <w:sz w:val="28"/>
-                <w:szCs w:val="28"/>
-                <w:vertAlign w:val="baseline"/>
-                <w:lang w:val="en-US" w:eastAsia="zh-CN"/>
-              </w:rPr>
-              <w:t>刘晓红</w:t>
-            </w:r>
+            <w:bookmarkStart w:id="29" w:name="_GoBack"/>
+            <w:bookmarkEnd w:id="29"/>
           </w:p>
         </w:tc>
       </w:tr>
@@ -2530,8 +2410,8 @@
                 <w:szCs w:val="24"/>
               </w:rPr>
             </w:pPr>
-            <w:bookmarkStart w:id="13" w:name="_Ref12943"/>
-            <w:bookmarkStart w:id="14" w:name="_Ref8417"/>
+            <w:bookmarkStart w:id="13" w:name="_Ref8417"/>
+            <w:bookmarkStart w:id="14" w:name="_Ref12943"/>
             <w:r>
               <w:rPr>
                 <w:rFonts w:ascii="Times New Roman" w:hAnsi="Times New Roman" w:cs="Times New Roman" w:eastAsiaTheme="minorEastAsia"/>
@@ -4211,8 +4091,8 @@
                 </w14:textFill>
               </w:rPr>
             </w:pPr>
-            <w:bookmarkStart w:id="21" w:name="OLE_LINK8"/>
-            <w:bookmarkStart w:id="22" w:name="OLE_LINK7"/>
+            <w:bookmarkStart w:id="21" w:name="OLE_LINK7"/>
+            <w:bookmarkStart w:id="22" w:name="OLE_LINK8"/>
             <w:r>
               <w:rPr>
                 <w:rFonts w:hint="eastAsia" w:ascii="Times New Roman" w:hAnsi="Times New Roman" w:cs="宋体"/>
@@ -4236,8 +4116,8 @@
               </w:rPr>
               <w:t>年产</w:t>
             </w:r>
-            <w:bookmarkStart w:id="23" w:name="OLE_LINK15"/>
-            <w:bookmarkStart w:id="24" w:name="OLE_LINK16"/>
+            <w:bookmarkStart w:id="23" w:name="OLE_LINK16"/>
+            <w:bookmarkStart w:id="24" w:name="OLE_LINK15"/>
             <w:r>
               <w:rPr>
                 <w:rFonts w:hint="eastAsia" w:ascii="Times New Roman" w:hAnsi="Times New Roman" w:cs="宋体"/>
@@ -4648,8 +4528,6 @@
               </w:rPr>
               <w:t>，设计目标明确，设计内容和进度安排合理，工作量适中。</w:t>
             </w:r>
-            <w:bookmarkStart w:id="29" w:name="_GoBack"/>
-            <w:bookmarkEnd w:id="29"/>
           </w:p>
           <w:p>
             <w:pPr>
@@ -4785,8 +4663,8 @@
           <w:szCs w:val="21"/>
         </w:rPr>
       </w:pPr>
-      <w:bookmarkStart w:id="27" w:name="OLE_LINK14"/>
-      <w:bookmarkStart w:id="28" w:name="OLE_LINK13"/>
+      <w:bookmarkStart w:id="27" w:name="OLE_LINK13"/>
+      <w:bookmarkStart w:id="28" w:name="OLE_LINK14"/>
       <w:r>
         <w:rPr>
           <w:szCs w:val="21"/>
@@ -4848,7 +4726,7 @@
       <w:footerReference r:id="rId8" w:type="default"/>
       <w:pgSz w:w="11906" w:h="16838"/>
       <w:pgMar w:top="1701" w:right="1134" w:bottom="1418" w:left="1985" w:header="1134" w:footer="992" w:gutter="0"/>
-      <w:pgNumType w:fmt="numberInDash" w:start="1"/>
+      <w:pgNumType w:fmt="numberInDash"/>
       <w:cols w:space="425" w:num="1"/>
       <w:docGrid w:linePitch="428" w:charSpace="0"/>
     </w:sectPr>
@@ -5062,6 +4940,126 @@
       <w:ind w:firstLine="360"/>
       <w:jc w:val="center"/>
     </w:pPr>
+    <w:r>
+      <w:rPr>
+        <w:sz w:val="18"/>
+      </w:rPr>
+      <mc:AlternateContent>
+        <mc:Choice Requires="wps">
+          <w:drawing>
+            <wp:anchor distT="0" distB="0" distL="114300" distR="114300" simplePos="0" relativeHeight="251660288" behindDoc="0" locked="0" layoutInCell="1" allowOverlap="1">
+              <wp:simplePos x="0" y="0"/>
+              <wp:positionH relativeFrom="margin">
+                <wp:align>center</wp:align>
+              </wp:positionH>
+              <wp:positionV relativeFrom="paragraph">
+                <wp:posOffset>0</wp:posOffset>
+              </wp:positionV>
+              <wp:extent cx="1828800" cy="1828800"/>
+              <wp:effectExtent l="0" t="0" r="0" b="0"/>
+              <wp:wrapNone/>
+              <wp:docPr id="2" name="文本框 2"/>
+              <wp:cNvGraphicFramePr/>
+              <a:graphic xmlns:a="http://schemas.openxmlformats.org/drawingml/2006/main">
+                <a:graphicData uri="http://schemas.microsoft.com/office/word/2010/wordprocessingShape">
+                  <wps:wsp>
+                    <wps:cNvSpPr txBox="1"/>
+                    <wps:spPr>
+                      <a:xfrm>
+                        <a:off x="0" y="0"/>
+                        <a:ext cx="1828800" cy="1828800"/>
+                      </a:xfrm>
+                      <a:prstGeom prst="rect">
+                        <a:avLst/>
+                      </a:prstGeom>
+                      <a:noFill/>
+                      <a:ln w="6350">
+                        <a:noFill/>
+                      </a:ln>
+                    </wps:spPr>
+                    <wps:style>
+                      <a:lnRef idx="0">
+                        <a:schemeClr val="accent1"/>
+                      </a:lnRef>
+                      <a:fillRef idx="0">
+                        <a:schemeClr val="accent1"/>
+                      </a:fillRef>
+                      <a:effectRef idx="0">
+                        <a:schemeClr val="accent1"/>
+                      </a:effectRef>
+                      <a:fontRef idx="minor">
+                        <a:schemeClr val="dk1"/>
+                      </a:fontRef>
+                    </wps:style>
+                    <wps:txbx>
+                      <w:txbxContent>
+                        <w:p>
+                          <w:pPr>
+                            <w:pStyle w:val="13"/>
+                          </w:pPr>
+                          <w:r>
+                            <w:fldChar w:fldCharType="begin"/>
+                          </w:r>
+                          <w:r>
+                            <w:instrText xml:space="preserve"> PAGE  \* MERGEFORMAT </w:instrText>
+                          </w:r>
+                          <w:r>
+                            <w:fldChar w:fldCharType="separate"/>
+                          </w:r>
+                          <w:r>
+                            <w:t>- 1 -</w:t>
+                          </w:r>
+                          <w:r>
+                            <w:fldChar w:fldCharType="end"/>
+                          </w:r>
+                        </w:p>
+                      </w:txbxContent>
+                    </wps:txbx>
+                    <wps:bodyPr rot="0" spcFirstLastPara="0" vertOverflow="overflow" horzOverflow="overflow" vert="horz" wrap="none" lIns="0" tIns="0" rIns="0" bIns="0" numCol="1" spcCol="0" rtlCol="0" fromWordArt="0" anchor="t" anchorCtr="0" forceAA="0" upright="0" compatLnSpc="1">
+                      <a:spAutoFit/>
+                    </wps:bodyPr>
+                  </wps:wsp>
+                </a:graphicData>
+              </a:graphic>
+            </wp:anchor>
+          </w:drawing>
+        </mc:Choice>
+        <mc:Fallback>
+          <w:pict>
+            <v:shape id="_x0000_s1026" o:spid="_x0000_s1026" o:spt="202" type="#_x0000_t202" style="position:absolute;left:0pt;margin-top:0pt;height:144pt;width:144pt;mso-position-horizontal:center;mso-position-horizontal-relative:margin;mso-wrap-style:none;z-index:251660288;mso-width-relative:page;mso-height-relative:page;" filled="f" stroked="f" coordsize="21600,21600" o:gfxdata="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">
+              <v:fill on="f" focussize="0,0"/>
+              <v:stroke on="f" weight="0.5pt"/>
+              <v:imagedata o:title=""/>
+              <o:lock v:ext="edit" aspectratio="f"/>
+              <v:textbox inset="0mm,0mm,0mm,0mm" style="mso-fit-shape-to-text:t;">
+                <w:txbxContent>
+                  <w:p>
+                    <w:pPr>
+                      <w:pStyle w:val="13"/>
+                    </w:pPr>
+                    <w:r>
+                      <w:fldChar w:fldCharType="begin"/>
+                    </w:r>
+                    <w:r>
+                      <w:instrText xml:space="preserve"> PAGE  \* MERGEFORMAT </w:instrText>
+                    </w:r>
+                    <w:r>
+                      <w:fldChar w:fldCharType="separate"/>
+                    </w:r>
+                    <w:r>
+                      <w:t>- 1 -</w:t>
+                    </w:r>
+                    <w:r>
+                      <w:fldChar w:fldCharType="end"/>
+                    </w:r>
+                  </w:p>
+                </w:txbxContent>
+              </v:textbox>
+            </v:shape>
+          </w:pict>
+        </mc:Fallback>
+      </mc:AlternateContent>
+    </w:r>
   </w:p>
   <w:p>
     <w:pPr>
@@ -6519,7 +6517,7 @@
     <customSectPr/>
   </customSectProps>
   <customShpExts>
-    <customShpInfo spid="_x0000_s1026"/>
+    <customShpInfo spid="_x0000_s1026" textRotate="1"/>
   </customShpExts>
 </s:customData>
 </file>
